--- a/PAPER_TP12.docx
+++ b/PAPER_TP12.docx
@@ -1872,7 +1872,7 @@
                 <w:sz w:val="20"/>
                 <w:szCs w:val="20"/>
               </w:rPr>
-              <w:t xml:space="preserve">40 / 20 / 10</w:t>
+              <w:t xml:space="preserve">50 / 15 / 10</w:t>
             </w:r>
           </w:p>
         </w:tc>
@@ -1920,7 +1920,7 @@
                 <w:sz w:val="20"/>
                 <w:szCs w:val="20"/>
               </w:rPr>
-              <w:t xml:space="preserve">0,07 %</w:t>
+              <w:t xml:space="preserve">0,05 %</w:t>
             </w:r>
           </w:p>
         </w:tc>
@@ -2285,7 +2285,7 @@
           <w:sz w:val="24"/>
           <w:szCs w:val="24"/>
         </w:rPr>
-        <w:t xml:space="preserve">Para dimensionar el valor de optimizar, la Figura 4 compara cuatro diseños: uno subdimensionado, la configuración de referencia sin optimizar, el óptimo y una configuración de máximo nivel de servicio. En el escenario Cyber, el diseño subdimensionado alcanza un CPE de 31,7 dólares con una saturación del 62 %, frente a 0,70 dólares y 0,9 % del óptimo. La configuración de máximo servicio prácticamente no mejora el nivel de servicio del óptimo y sí incrementa el costo.</w:t>
+        <w:t xml:space="preserve">Para dimensionar el valor de optimizar, la Figura 4 compara cuatro diseños: uno subdimensionado, la configuración de referencia sin optimizar, el óptimo y una configuración de máximo nivel de servicio. En el escenario Cyber, el diseño subdimensionado alcanza un CPE de 31,6 dólares con una saturación del 62 %, frente a 0,70 dólares y 1,2 % del óptimo. La configuración de máximo servicio prácticamente no mejora el nivel de servicio del óptimo y sí incrementa el costo.</w:t>
       </w:r>
     </w:p>
     <w:p>
@@ -2618,7 +2618,7 @@
                 <w:sz w:val="20"/>
                 <w:szCs w:val="20"/>
               </w:rPr>
-              <w:t xml:space="preserve">0,583</w:t>
+              <w:t xml:space="preserve">0,620</w:t>
             </w:r>
           </w:p>
         </w:tc>
@@ -2642,7 +2642,7 @@
                 <w:sz w:val="20"/>
                 <w:szCs w:val="20"/>
               </w:rPr>
-              <w:t xml:space="preserve">0,824</w:t>
+              <w:t xml:space="preserve">0,855</w:t>
             </w:r>
           </w:p>
         </w:tc>
@@ -2666,7 +2666,7 @@
                 <w:sz w:val="20"/>
                 <w:szCs w:val="20"/>
               </w:rPr>
-              <w:t xml:space="preserve">34,3 %</w:t>
+              <w:t xml:space="preserve">31,9 %</w:t>
             </w:r>
           </w:p>
         </w:tc>
@@ -2716,7 +2716,7 @@
                 <w:sz w:val="20"/>
                 <w:szCs w:val="20"/>
               </w:rPr>
-              <w:t xml:space="preserve">0,663</w:t>
+              <w:t xml:space="preserve">0,685</w:t>
             </w:r>
           </w:p>
         </w:tc>
@@ -2740,7 +2740,7 @@
                 <w:sz w:val="20"/>
                 <w:szCs w:val="20"/>
               </w:rPr>
-              <w:t xml:space="preserve">0,744</w:t>
+              <w:t xml:space="preserve">0,790</w:t>
             </w:r>
           </w:p>
         </w:tc>
@@ -2764,7 +2764,7 @@
                 <w:sz w:val="20"/>
                 <w:szCs w:val="20"/>
               </w:rPr>
-              <w:t xml:space="preserve">11,6 %</w:t>
+              <w:t xml:space="preserve">14,3 %</w:t>
             </w:r>
           </w:p>
         </w:tc>
@@ -2814,7 +2814,7 @@
                 <w:sz w:val="20"/>
                 <w:szCs w:val="20"/>
               </w:rPr>
-              <w:t xml:space="preserve">0,672</w:t>
+              <w:t xml:space="preserve">0,707</w:t>
             </w:r>
           </w:p>
         </w:tc>
@@ -2838,7 +2838,7 @@
                 <w:sz w:val="20"/>
                 <w:szCs w:val="20"/>
               </w:rPr>
-              <w:t xml:space="preserve">0,734</w:t>
+              <w:t xml:space="preserve">0,768</w:t>
             </w:r>
           </w:p>
         </w:tc>
@@ -2862,7 +2862,7 @@
                 <w:sz w:val="20"/>
                 <w:szCs w:val="20"/>
               </w:rPr>
-              <w:t xml:space="preserve">8,9 %</w:t>
+              <w:t xml:space="preserve">8,3 %</w:t>
             </w:r>
           </w:p>
         </w:tc>
@@ -2912,7 +2912,7 @@
                 <w:sz w:val="20"/>
                 <w:szCs w:val="20"/>
               </w:rPr>
-              <w:t xml:space="preserve">0,689</w:t>
+              <w:t xml:space="preserve">0,722</w:t>
             </w:r>
           </w:p>
         </w:tc>
@@ -2936,7 +2936,7 @@
                 <w:sz w:val="20"/>
                 <w:szCs w:val="20"/>
               </w:rPr>
-              <w:t xml:space="preserve">0,717</w:t>
+              <w:t xml:space="preserve">0,753</w:t>
             </w:r>
           </w:p>
         </w:tc>
@@ -2960,7 +2960,7 @@
                 <w:sz w:val="20"/>
                 <w:szCs w:val="20"/>
               </w:rPr>
-              <w:t xml:space="preserve">3,9 %</w:t>
+              <w:t xml:space="preserve">4,2 %</w:t>
             </w:r>
           </w:p>
         </w:tc>
@@ -3010,7 +3010,7 @@
                 <w:sz w:val="20"/>
                 <w:szCs w:val="20"/>
               </w:rPr>
-              <w:t xml:space="preserve">0,699</w:t>
+              <w:t xml:space="preserve">0,733</w:t>
             </w:r>
           </w:p>
         </w:tc>
@@ -3034,7 +3034,7 @@
                 <w:sz w:val="20"/>
                 <w:szCs w:val="20"/>
               </w:rPr>
-              <w:t xml:space="preserve">0,707</w:t>
+              <w:t xml:space="preserve">0,741</w:t>
             </w:r>
           </w:p>
         </w:tc>
@@ -3058,7 +3058,7 @@
                 <w:sz w:val="20"/>
                 <w:szCs w:val="20"/>
               </w:rPr>
-              <w:t xml:space="preserve">1,2 %</w:t>
+              <w:t xml:space="preserve">1,1 %</w:t>
             </w:r>
           </w:p>
         </w:tc>
@@ -3108,7 +3108,7 @@
                 <w:sz w:val="20"/>
                 <w:szCs w:val="20"/>
               </w:rPr>
-              <w:t xml:space="preserve">0,703</w:t>
+              <w:t xml:space="preserve">0,737</w:t>
             </w:r>
           </w:p>
         </w:tc>
@@ -3132,7 +3132,7 @@
                 <w:sz w:val="20"/>
                 <w:szCs w:val="20"/>
               </w:rPr>
-              <w:t xml:space="preserve">0,704</w:t>
+              <w:t xml:space="preserve">0,738</w:t>
             </w:r>
           </w:p>
         </w:tc>
@@ -3173,7 +3173,7 @@
           <w:sz w:val="24"/>
           <w:szCs w:val="24"/>
         </w:rPr>
-        <w:t xml:space="preserve">Dado que el tiempo de retiro y la frecuencia de devolución no son observables en la situación actual, se evaluó su influencia con el mismo criterio de ±30 % (Figura 6). El tiempo de retiro resulta el parámetro más influyente del modelo: en el escenario de mayor demanda, un incremento del 30 % en la mediana de retiro eleva el CPE de 0,70 a 1,27 dólares y multiplica la saturación de 0,9 % a 3,2 %, dado que los compartimentos permanecen ocupados durante más tiempo y la capacidad efectiva disminuye. El TMP prácticamente no altera el costo, pero gobierna la proporción de paquetes vencidos, que pasa de 0,04 % a 0,43 % al reducirlo un 30 %. La tasa de devolución incide de forma moderada sobre el costo y de forma directa sobre los clientes insatisfechos, que se duplican al incrementarla un 30 %.</w:t>
+        <w:t xml:space="preserve">Dado que el tiempo de retiro y la frecuencia de devolución no son observables en la situación actual, se evaluó su influencia con el mismo criterio de ±30 % (Figura 6). El tiempo de retiro resulta el parámetro más influyente del modelo: en el escenario de mayor demanda, un incremento del 30 % en la mediana de retiro eleva el CPE de 0,74 a 1,33 dólares y multiplica la saturación de 1,2 % a 3,7 %, dado que los compartimentos permanecen ocupados durante más tiempo y la capacidad efectiva disminuye. El TMP prácticamente no altera el costo, pero gobierna la proporción de paquetes vencidos, que pasa de 0,03 % a 0,46 % al reducirlo un 30 %. La tasa de devolución incide de forma moderada sobre el costo y de forma directa sobre los clientes insatisfechos, que se duplican al incrementarla un 30 %.</w:t>
       </w:r>
     </w:p>
     <w:p>
@@ -3263,7 +3263,7 @@
           <w:sz w:val="24"/>
           <w:szCs w:val="24"/>
         </w:rPr>
-        <w:t xml:space="preserve">La amortización de los compartimentos resulta el parámetro dominante, con una variación del 34,3 % del CPE, mientras que los restantes se mantienen por debajo del 12 %. Al reoptimizar la configuración bajo cada variación, el diseño ganador no se modifica en los escenarios Normal y Cyber, y sólo cambia en dos de las doce variaciones evaluadas en el escenario Navidad, con intercambios menores entre tamaños contiguos.</w:t>
+        <w:t xml:space="preserve">La amortización de los compartimentos resulta el parámetro dominante, con una variación del 31,9 % del CPE, mientras que los restantes se mantienen por debajo del 15 %. Al reoptimizar la configuración bajo cada variación, el diseño ganador no se modifica en los escenarios Navidad y Cyber, y sólo cambia en tres de las doce variaciones evaluadas en el escenario Normal, con intercambios menores entre tamaños contiguos.</w:t>
       </w:r>
     </w:p>
     <w:p>

--- a/PAPER_TP12.docx
+++ b/PAPER_TP12.docx
@@ -31,7 +31,7 @@
           <w:sz w:val="28"/>
           <w:szCs w:val="28"/>
         </w:rPr>
-        <w:t xml:space="preserve">[Autores: completar en la versión final — la versión para evaluación debe ser ciega]</w:t>
+        <w:t xml:space="preserve">Arakaki, Facundo Kenji; Dolce, Juan Martín; González Canosa, Agustín</w:t>
       </w:r>
     </w:p>
     <w:p>
@@ -91,7 +91,7 @@
           <w:sz w:val="20"/>
           <w:szCs w:val="20"/>
         </w:rPr>
-        <w:t xml:space="preserve">La distribución de última milla concentra una porción significativa del costo logístico del comercio electrónico, y las entregas fallidas por ausencia del cliente son una de sus principales fuentes de ineficiencia. Este trabajo evalúa, mediante simulación de eventos discretos, la instalación de una red de lockers inteligentes en un barrio como alternativa para absorber esos paquetes y reducir el costo logístico total. Se construyó un modelo evento a evento implementado a medida, que representa la llegada de paquetes provenientes de entregas domiciliarias fallidas, el retiro por parte del usuario, un flujo de logística inversa que compite por la misma capacidad, una política flexible de asignación de compartimentos y el vencimiento de paquetes no retirados. Las distribuciones de llegada y de tamaños de paquete se obtuvieron de datos reales de operación de una empresa de reparto del AMBA; los tiempos de retiro y de devolución se parametrizaron a partir de tasas reportadas por la industria, dado que la red analizada no se encuentra desplegada y por lo tanto no son observables. La cantidad de compartimentos por tamaño se optimizó mediante un barrido con números aleatorios comunes, treinta réplicas e intervalos de confianza del 95 %. Los resultados muestran una curva de costo por paquete entregado con mínimo interior y una configuración óptima que varía con la estacionalidad, exigiendo mayor capacidad en los escenarios de pico. El análisis de sensibilidad indica que el costo dominante es la amortización de los compartimentos y que el diseño óptimo se mantiene robusto ante variaciones de ±30 % en los parámetros de costo, mientras que el comportamiento de retiro de los usuarios determina directamente la capacidad requerida.</w:t>
+        <w:t xml:space="preserve">La distribución de última milla concentra una porción significativa del costo logístico del comercio electrónico, y las entregas fallidas por ausencia del cliente son una de sus principales fuentes de ineficiencia. Este trabajo evalúa, mediante simulación de eventos discretos, la instalación de una red de lockers inteligentes en un barrio como alternativa para absorber esos paquetes y reducir el costo logístico total. Se construyó un modelo evento a evento implementado a medida, que representa la llegada de paquetes provenientes de entregas domiciliarias fallidas, el retiro por parte del usuario, un flujo de logística inversa que compite por la misma capacidad, una política flexible de asignación de compartimentos y el vencimiento de paquetes no retirados. Las distribuciones de llegada y de tamaños de paquete se obtuvieron de datos reales de operación de una empresa de reparto del AMBA; los tiempos de retiro y de devolución se parametrizaron a partir de tasas reportadas por la industria, dado que la red analizada no se encuentra desplegada y por lo tanto no son observables. La cantidad de compartimentos por tamaño se optimizó mediante un barrido con números aleatorios comunes, treinta réplicas independientes de un año cada una e intervalos de confianza del 95 %. Los resultados muestran una curva de costo por paquete entregado con mínimo interior y una configuración óptima que varía con la estacionalidad, exigiendo mayor capacidad en los escenarios de pico. El análisis de sensibilidad indica que el costo dominante es la amortización de los compartimentos y que el diseño óptimo se mantiene robusto ante variaciones de ±30 % en los parámetros de costo, mientras que el comportamiento de retiro de los usuarios determina directamente la capacidad requerida.</w:t>
       </w:r>
     </w:p>
     <w:p>
@@ -297,7 +297,7 @@
           <w:sz w:val="24"/>
           <w:szCs w:val="24"/>
         </w:rPr>
-        <w:t xml:space="preserve">Se implementó un motor de simulación evento a evento (event scheduling) desarrollado a medida, sin recurrir a librerías de simulación de eventos discretos. En cada iteración se construye el calendario de eventos, se selecciona el de menor tiempo y se avanza el reloj hasta él. Los eventos considerados son la llegada de un paquete por entrega fallida, el pase del camión, la llegada de una devolución de cada tamaño y el retiro por parte del usuario de cada tamaño.</w:t>
+        <w:t xml:space="preserve">Se implementó un motor de simulación evento a evento desarrollado a medida. En cada iteración se construye el calendario de eventos, se selecciona el de menor tiempo y se avanza el reloj hasta él. Los eventos considerados son la llegada de un paquete por entrega fallida, el pase del camión, la llegada de una devolución de cada tamaño y el retiro por parte del usuario de cada tamaño.</w:t>
       </w:r>
     </w:p>
     <w:p>
@@ -341,7 +341,7 @@
           <w:sz w:val="24"/>
           <w:szCs w:val="24"/>
         </w:rPr>
-        <w:t xml:space="preserve">Las distribuciones de entrada se clasificaron explícitamente según su origen, distinguiendo los datos reales de los supuestos (Tabla 1 y Figura 1).</w:t>
+        <w:t xml:space="preserve">Las distribuciones de entrada se clasificaron explícitamente según su origen, distinguiendo los datos reales de los parametrizados (Tabla 1 y Figura 1).</w:t>
       </w:r>
     </w:p>
     <w:p>
@@ -355,7 +355,7 @@
           <w:sz w:val="24"/>
           <w:szCs w:val="24"/>
         </w:rPr>
-        <w:t xml:space="preserve">Los datos reales provienen de cuatro semanas de operación de una empresa de reparto del AMBA. A partir de esos registros se extrajeron los intervalos entre entregas fallidas filtrando exclusivamente por el motivo “Cliente Ausente”, de modo de no incluir fallos ajenos al modelo, y la distribución de tamaños de paquete para cada escenario. Estas distribuciones se emplean por transformada inversa sobre la muestra empírica observada; no se ajusta una función de distribución teórica, por lo que no corresponde aplicar una prueba de bondad de ajuste.</w:t>
+        <w:t xml:space="preserve">Los datos reales provienen de cuatro semanas de operación de una empresa de reparto del AMBA. A partir de esos registros se extrajeron los intervalos entre entregas fallidas filtrando exclusivamente por el motivo “Cliente Ausente”, de modo de no incluir fallos ajenos al modelo, y la distribución de tamaños de paquete para cada escenario. Estas distribuciones se incorporan al modelo por transformada inversa, tomando los valores directamente de la muestra empírica observada para cada escenario.</w:t>
       </w:r>
     </w:p>
     <w:p>
@@ -894,7 +894,7 @@
                 <w:sz w:val="20"/>
                 <w:szCs w:val="20"/>
               </w:rPr>
-              <w:t xml:space="preserve">Parámetro de control (3 días)</w:t>
+              <w:t xml:space="preserve">Parámetro de control: 4320 (3 días)</w:t>
             </w:r>
           </w:p>
         </w:tc>
@@ -968,7 +968,7 @@
                 <w:sz w:val="20"/>
                 <w:szCs w:val="20"/>
               </w:rPr>
-              <w:t xml:space="preserve">Parámetro de control (1 día)</w:t>
+              <w:t xml:space="preserve">Parámetro de control: 1440 (1 día)</w:t>
             </w:r>
           </w:p>
         </w:tc>
@@ -1633,7 +1633,7 @@
           <w:sz w:val="24"/>
           <w:szCs w:val="24"/>
         </w:rPr>
-        <w:t xml:space="preserve">Cada configuración se evaluó con treinta réplicas independientes, informando la media y el semiancho del intervalo de confianza del 95 %. Para comparar configuraciones se emplearon números aleatorios comunes: el generador mantiene cuatro flujos aleatorios separados —llegadas, tamaños, retiros y devoluciones— de modo que dos configuraciones con la misma semilla enfrentan exactamente la misma secuencia de eventos. De este modo, las diferencias observadas entre diseños se deben al diseño y no al ruido de la simulación, lo que reduce sensiblemente la varianza de la comparación.</w:t>
+        <w:t xml:space="preserve">Cada configuración se evaluó con treinta réplicas independientes de un año cada una —equivalentes a treinta años de operación simulada en conjunto—, informando la media y el semiancho del intervalo de confianza del 95 %. Para comparar configuraciones se emplearon números aleatorios comunes: el generador mantiene cuatro flujos aleatorios separados —llegadas, tamaños, retiros y devoluciones— de modo que dos configuraciones con la misma semilla enfrentan exactamente la misma secuencia de eventos. De este modo, las diferencias observadas entre diseños se deben al diseño y no al ruido de la simulación, lo que reduce sensiblemente la varianza de la comparación.</w:t>
       </w:r>
     </w:p>
     <w:p>
@@ -3335,7 +3335,7 @@
           <w:sz w:val="24"/>
           <w:szCs w:val="24"/>
         </w:rPr>
-        <w:t xml:space="preserve">El análisis de sensibilidad aporta dos conclusiones de distinta naturaleza. La primera es metodológica: identificó a la amortización de los compartimentos como el parámetro determinante, lo que motivó reemplazar el supuesto inicial por un valor derivado de un costo total de propiedad publicado [4]. El parámetro de mayor peso pasó así a ser el mejor respaldado del modelo. La segunda es sustantiva: el diseño óptimo se mantiene estable ante variaciones de ±30 % en los costos, de modo que la recomendación no depende de la precisión de los parámetros menos documentados.</w:t>
+        <w:t xml:space="preserve">El análisis de sensibilidad aporta dos conclusiones de distinta naturaleza. La primera es metodológica: identificó a la amortización de los compartimentos como el parámetro determinante del costo, que es además el mejor respaldado del modelo, dado que se ancló a un costo total de propiedad publicado [4]. La segunda es sustantiva: el diseño óptimo se mantiene estable ante variaciones de ±30 % en los costos, de modo que la recomendación no depende de la precisión de los parámetros menos documentados.</w:t>
       </w:r>
     </w:p>
     <w:p>
@@ -3379,7 +3379,7 @@
           <w:sz w:val="24"/>
           <w:szCs w:val="24"/>
         </w:rPr>
-        <w:t xml:space="preserve">Se desarrolló un modelo de simulación de eventos discretos, implementado con la metodología de evento a evento, que representa la operación de una red de lockers inteligentes alimentada por entregas domiciliarias fallidas e integrada con un flujo de logística inversa. El modelo combina distribuciones obtenidas de datos reales de operación para las llegadas y los tamaños de paquete con supuestos parametrizados y documentados para los tiempos de retiro y devolución.</w:t>
+        <w:t xml:space="preserve">Se desarrolló un modelo de simulación de eventos discretos, implementado con la metodología de evento a evento, que representa la operación de una red de lockers inteligentes alimentada por entregas domiciliarias fallidas e integrada con un flujo de logística inversa. El modelo combina distribuciones obtenidas de datos reales de operación para las llegadas y los tamaños de paquete con distribuciones parametrizadas y documentadas para los tiempos de retiro y devolución.</w:t>
       </w:r>
     </w:p>
     <w:p>
@@ -3437,7 +3437,7 @@
           <w:sz w:val="20"/>
           <w:szCs w:val="20"/>
         </w:rPr>
-        <w:t xml:space="preserve">Los autores agradecen al Ing. David Mammana por el seguimiento y las observaciones realizadas durante la definición del modelo, y a [nombre del contacto] de [empresa] por facilitar los registros de operación que hicieron posible la caracterización de la demanda.</w:t>
+        <w:t xml:space="preserve">Los autores agradecen al Ing. David Mammana por el seguimiento y las observaciones realizadas durante la definición del modelo, y a Matías Aréchaga, de Enviopack, por facilitar los registros de operación que hicieron posible la caracterización de la demanda.</w:t>
       </w:r>
     </w:p>
     <w:p>
@@ -3586,7 +3586,7 @@
     </w:p>
     <w:p>
       <w:pPr>
-        <w:spacing w:after="100" w:line="240"/>
+        <w:spacing w:after="60" w:line="240"/>
         <w:jc w:val="both"/>
       </w:pPr>
       <w:r>
@@ -3597,7 +3597,39 @@
           <w:sz w:val="20"/>
           <w:szCs w:val="20"/>
         </w:rPr>
-        <w:t xml:space="preserve">[Nombre y Apellido. Universidad Tecnológica Nacional, Facultad Regional Buenos Aires. Medrano 951, C1179AAQ, Ciudad Autónoma de Buenos Aires, Argentina. correo@ejemplo.com]</w:t>
+        <w:t xml:space="preserve">Arakaki, Facundo Kenji. Universidad Tecnológica Nacional, Facultad Regional Buenos Aires. Medrano 951, C1179AAQ, Ciudad Autónoma de Buenos Aires, Argentina. farakaki@frba.utn.edu.ar</w:t>
+      </w:r>
+    </w:p>
+    <w:p>
+      <w:pPr>
+        <w:spacing w:after="60" w:line="240"/>
+        <w:jc w:val="both"/>
+      </w:pPr>
+      <w:r>
+        <w:rPr>
+          <w:rFonts w:ascii="Times New Roman" w:cs="Times New Roman" w:eastAsia="Times New Roman" w:hAnsi="Times New Roman"/>
+          <w:i/>
+          <w:iCs/>
+          <w:sz w:val="20"/>
+          <w:szCs w:val="20"/>
+        </w:rPr>
+        <w:t xml:space="preserve">Dolce, Juan Martín. Universidad Tecnológica Nacional, Facultad Regional Buenos Aires. Medrano 951, C1179AAQ, Ciudad Autónoma de Buenos Aires, Argentina. jdolce@frba.utn.edu.ar</w:t>
+      </w:r>
+    </w:p>
+    <w:p>
+      <w:pPr>
+        <w:spacing w:after="100" w:line="240"/>
+        <w:jc w:val="both"/>
+      </w:pPr>
+      <w:r>
+        <w:rPr>
+          <w:rFonts w:ascii="Times New Roman" w:cs="Times New Roman" w:eastAsia="Times New Roman" w:hAnsi="Times New Roman"/>
+          <w:i/>
+          <w:iCs/>
+          <w:sz w:val="20"/>
+          <w:szCs w:val="20"/>
+        </w:rPr>
+        <w:t xml:space="preserve">González Canosa, Agustín. Universidad Tecnológica Nacional, Facultad Regional Buenos Aires. Medrano 951, C1179AAQ, Ciudad Autónoma de Buenos Aires, Argentina. agonzalezcanosa@frba.utn.edu.ar</w:t>
       </w:r>
     </w:p>
     <w:sectPr>
